--- a/Meeting_Minutes/Advisor meetings/Advisor Meeting Minutes Week 4.docx
+++ b/Meeting_Minutes/Advisor meetings/Advisor Meeting Minutes Week 4.docx
@@ -1145,7 +1145,19 @@
               <w:rPr>
                 <w:bCs/>
               </w:rPr>
-              <w:t>Ends at 2pm</w:t>
+              <w:t xml:space="preserve">Ends at </w:t>
+            </w:r>
+            <w:r>
+              <w:rPr>
+                <w:bCs/>
+              </w:rPr>
+              <w:t>1</w:t>
+            </w:r>
+            <w:r>
+              <w:rPr>
+                <w:bCs/>
+              </w:rPr>
+              <w:t>pm</w:t>
             </w:r>
           </w:p>
         </w:tc>
@@ -1454,13 +1466,8 @@
           </w:tcPr>
           <w:p>
             <w:r>
-              <w:t xml:space="preserve">Name: Dave </w:t>
-            </w:r>
-            <w:proofErr w:type="spellStart"/>
-            <w:r>
-              <w:t>Sushames</w:t>
-            </w:r>
-            <w:proofErr w:type="spellEnd"/>
+              <w:t>Name: Dave Sushames</w:t>
+            </w:r>
           </w:p>
         </w:tc>
         <w:tc>
@@ -1658,6 +1665,7 @@
         <w:docPartUnique/>
       </w:docPartObj>
     </w:sdtPr>
+    <w:sdtEndPr/>
     <w:sdtContent>
       <w:sdt>
         <w:sdtPr>
@@ -1667,6 +1675,7 @@
             <w:docPartUnique/>
           </w:docPartObj>
         </w:sdtPr>
+        <w:sdtEndPr/>
         <w:sdtContent>
           <w:p>
             <w:pPr>
